--- a/public/cv/CV-Juan-Pablo-Ante-Suarez.docx
+++ b/public/cv/CV-Juan-Pablo-Ante-Suarez.docx
@@ -100,7 +100,7 @@
           <w:szCs w:val="22"/>
           <w:rtl w:val="0"/>
         </w:rPr>
-        <w:t xml:space="preserve">Carrera 24#28-66</w:t>
+        <w:t xml:space="preserve">Cali, Colombia</w:t>
       </w:r>
       <w:r>
         <w:rPr>
@@ -117,7 +117,7 @@
           <w:szCs w:val="22"/>
           <w:rtl w:val="0"/>
         </w:rPr>
-        <w:t xml:space="preserve">Cali</w:t>
+        <w:t xml:space="preserve">juan.pablo.ante@correounivalle.edu.co</w:t>
       </w:r>
       <w:r>
         <w:rPr>
@@ -126,23 +126,6 @@
           <w:szCs w:val="22"/>
           <w:rtl w:val="0"/>
         </w:rPr>
-        <w:t xml:space="preserve">, </w:t>
-      </w:r>
-      <w:r>
-        <w:rPr>
-          <w:sz w:val="22"/>
-          <w:szCs w:val="22"/>
-          <w:rtl w:val="0"/>
-        </w:rPr>
-        <w:t xml:space="preserve">Valle del Cauca</w:t>
-      </w:r>
-      <w:r>
-        <w:rPr>
-          <w:color w:val="000000"/>
-          <w:sz w:val="22"/>
-          <w:szCs w:val="22"/>
-          <w:rtl w:val="0"/>
-        </w:rPr>
         <w:t xml:space="preserve"> • </w:t>
       </w:r>
       <w:r>
@@ -151,24 +134,7 @@
           <w:szCs w:val="22"/>
           <w:rtl w:val="0"/>
         </w:rPr>
-        <w:t xml:space="preserve">juan.pablo.ante@correounivalle.edu.co</w:t>
-      </w:r>
-      <w:r>
-        <w:rPr>
-          <w:color w:val="000000"/>
-          <w:sz w:val="22"/>
-          <w:szCs w:val="22"/>
-          <w:rtl w:val="0"/>
-        </w:rPr>
-        <w:t xml:space="preserve"> • </w:t>
-      </w:r>
-      <w:r>
-        <w:rPr>
-          <w:sz w:val="22"/>
-          <w:szCs w:val="22"/>
-          <w:rtl w:val="0"/>
-        </w:rPr>
-        <w:t xml:space="preserve">3162552802</w:t>
+        <w:t xml:space="preserve">+57 316 255 2802</w:t>
       </w:r>
     </w:p>
     <w:p>
@@ -180,463 +146,26 @@
           <w:szCs w:val="22"/>
         </w:rPr>
       </w:pPr>
-      <w:r>
-        <w:rPr>
-          <w:sz w:val="22"/>
-          <w:szCs w:val="22"/>
-          <w:rtl w:val="0"/>
-        </w:rPr>
-        <w:t xml:space="preserve">Fecha de nacimiento: 31 de julio de 2003</w:t>
-      </w:r>
-    </w:p>
-    <w:p>
-      <w:pPr>
-        <w:spacing w:line="288" w:lineRule="auto"/>
-        <w:jc w:val="center"/>
-        <w:rPr>
-          <w:sz w:val="22"/>
-          <w:szCs w:val="22"/>
-        </w:rPr>
-      </w:pPr>
-      <w:r>
-        <w:rPr>
-          <w:rtl w:val="0"/>
-        </w:rPr>
-      </w:r>
-    </w:p>
-    <w:p>
-      <w:pPr>
-        <w:spacing w:line="288" w:lineRule="auto"/>
-        <w:jc w:val="center"/>
-        <w:rPr>
-          <w:b w:val="1"/>
-          <w:bCs w:val="1"/>
-          <w:sz w:val="22"/>
-          <w:szCs w:val="22"/>
-        </w:rPr>
-      </w:pPr>
-      <w:r>
-        <w:rPr>
-          <w:b w:val="1"/>
-          <w:bCs w:val="1"/>
-          <w:sz w:val="22"/>
-          <w:szCs w:val="22"/>
-          <w:rtl w:val="0"/>
-        </w:rPr>
-        <w:t xml:space="preserve">Perfil Profesional</w:t>
-      </w:r>
-    </w:p>
-    <w:p>
-      <w:pPr>
-        <w:spacing w:line="288" w:lineRule="auto"/>
-        <w:rPr>
-          <w:sz w:val="22"/>
-          <w:szCs w:val="22"/>
-        </w:rPr>
-      </w:pPr>
-      <w:r>
-        <w:rPr>
-          <w:rtl w:val="0"/>
-        </w:rPr>
-      </w:r>
-    </w:p>
-    <w:p>
-      <w:pPr>
-        <w:spacing w:line="288" w:lineRule="auto"/>
-        <w:rPr>
-          <w:sz w:val="22"/>
-          <w:szCs w:val="22"/>
-        </w:rPr>
-      </w:pPr>
-      <w:r>
-        <w:rPr>
-          <w:sz w:val="22"/>
-          <w:szCs w:val="22"/>
-          <w:rtl w:val="0"/>
-        </w:rPr>
-        <w:t>Estudiante de décimo semestre de Ingeniería de Sistemas de la Universidad del Valle, con sólida formación en desarrollo de software, análisis de requerimientos y manejo de herramientas tecnológicas. Posee habilidades para el trabajo en equipo, resolución de problemas y aprendizaje autónomo. Interesado en adquirir experiencia profesional en el área de desarrollo web, programación y gestión de proyectos tecnológicos, aportando compromiso, responsabilidad y capacidad analítica.</w:t>
-      </w:r>
-    </w:p>
-    <w:p>
-      <w:pPr>
-        <w:jc w:val="center"/>
-        <w:rPr>
-          <w:b w:val="1"/>
-          <w:bCs w:val="1"/>
-          <w:sz w:val="22"/>
-          <w:szCs w:val="22"/>
-        </w:rPr>
-      </w:pPr>
-      <w:r>
-        <w:rPr>
-          <w:rtl w:val="0"/>
-        </w:rPr>
-      </w:r>
-    </w:p>
-    <w:p>
-      <w:pPr>
-        <w:jc w:val="center"/>
-        <w:rPr>
-          <w:sz w:val="22"/>
-          <w:szCs w:val="22"/>
-        </w:rPr>
-      </w:pPr>
-      <w:r>
-        <w:rPr>
-          <w:sz w:val="22"/>
-          <w:szCs w:val="22"/>
-          <w:rtl w:val="0"/>
-        </w:rPr>
-        <w:br w:type="textWrapping"/>
-      </w:r>
-      <w:r>
-        <w:rPr>
-          <w:b w:val="1"/>
-          <w:bCs w:val="1"/>
-          <w:sz w:val="22"/>
-          <w:szCs w:val="22"/>
-          <w:rtl w:val="0"/>
-        </w:rPr>
-        <w:t xml:space="preserve">Educación</w:t>
-      </w:r>
-      <w:r>
-        <w:rPr>
-          <w:rtl w:val="0"/>
-        </w:rPr>
-      </w:r>
-    </w:p>
-    <w:p>
-      <w:pPr>
-        <w:rPr>
-          <w:sz w:val="22"/>
-          <w:szCs w:val="22"/>
-        </w:rPr>
-      </w:pPr>
-      <w:r>
-        <w:rPr>
-          <w:b w:val="1"/>
-          <w:bCs w:val="1"/>
-          <w:sz w:val="22"/>
-          <w:szCs w:val="22"/>
-          <w:rtl w:val="0"/>
-        </w:rPr>
-        <w:t xml:space="preserve">UNIVERSIDAD DEL VALLE</w:t>
-      </w:r>
-      <w:r>
-        <w:rPr>
-          <w:sz w:val="22"/>
-          <w:szCs w:val="22"/>
-          <w:rtl w:val="0"/>
-        </w:rPr>
-        <w:t xml:space="preserve"> </w:t>
-        <w:tab/>
-        <w:tab/>
-        <w:tab/>
-        <w:tab/>
-        <w:t xml:space="preserve">   </w:t>
-        <w:tab/>
-        <w:tab/>
-        <w:tab/>
-        <w:t xml:space="preserve">  Cali, Valle del Cauca</w:t>
-      </w:r>
-    </w:p>
-    <w:p>
-      <w:pPr>
-        <w:rPr>
-          <w:sz w:val="22"/>
-          <w:szCs w:val="22"/>
-        </w:rPr>
-      </w:pPr>
-      <w:r>
-        <w:rPr>
-          <w:sz w:val="22"/>
-          <w:szCs w:val="22"/>
-          <w:rtl w:val="0"/>
-        </w:rPr>
-        <w:t xml:space="preserve">Ingeniería de Sistemas </w:t>
-        <w:tab/>
-        <w:tab/>
-        <w:tab/>
-        <w:tab/>
-        <w:tab/>
-        <w:t xml:space="preserve">                     En curso - Graduación: diciembre de 2026</w:t>
-      </w:r>
-    </w:p>
-    <w:p>
-      <w:pPr>
-        <w:rPr>
-          <w:sz w:val="22"/>
-          <w:szCs w:val="22"/>
-        </w:rPr>
-      </w:pPr>
-      <w:r>
-        <w:rPr>
-          <w:rtl w:val="0"/>
-        </w:rPr>
-      </w:r>
-    </w:p>
-    <w:p>
-      <w:pPr>
-        <w:rPr>
-          <w:sz w:val="22"/>
-          <w:szCs w:val="22"/>
-        </w:rPr>
-      </w:pPr>
-      <w:r>
-        <w:rPr>
-          <w:b w:val="1"/>
-          <w:bCs w:val="1"/>
-          <w:sz w:val="22"/>
-          <w:szCs w:val="22"/>
-          <w:rtl w:val="0"/>
-        </w:rPr>
-        <w:t xml:space="preserve">COLEGIO COMFANDI EL PRADO</w:t>
-      </w:r>
-      <w:r>
-        <w:rPr>
-          <w:sz w:val="22"/>
-          <w:szCs w:val="22"/>
-          <w:rtl w:val="0"/>
-        </w:rPr>
-        <w:tab/>
-        <w:tab/>
-        <w:tab/>
-        <w:tab/>
-        <w:tab/>
-        <w:tab/>
-        <w:t xml:space="preserve">      </w:t>
-        <w:tab/>
-        <w:t xml:space="preserve">  Cali, Valle del Cauca</w:t>
-      </w:r>
-    </w:p>
-    <w:p>
-      <w:pPr>
-        <w:rPr>
-          <w:sz w:val="22"/>
-          <w:szCs w:val="22"/>
-        </w:rPr>
-      </w:pPr>
-      <w:r>
-        <w:rPr>
-          <w:sz w:val="22"/>
-          <w:szCs w:val="22"/>
-          <w:rtl w:val="0"/>
-        </w:rPr>
-        <w:t xml:space="preserve">Bachiller técnico en electrónica                                                                                                                          2020</w:t>
-        <w:tab/>
-        <w:t xml:space="preserve">      </w:t>
-      </w:r>
-    </w:p>
-    <w:p>
-      <w:pPr>
-        <w:jc w:val="center"/>
-        <w:rPr>
-          <w:b w:val="1"/>
-          <w:bCs w:val="1"/>
-          <w:sz w:val="22"/>
-          <w:szCs w:val="22"/>
-        </w:rPr>
-      </w:pPr>
-      <w:r>
-        <w:rPr>
-          <w:b w:val="1"/>
-          <w:bCs w:val="1"/>
-          <w:sz w:val="22"/>
-          <w:szCs w:val="22"/>
-          <w:rtl w:val="0"/>
-        </w:rPr>
-        <w:t xml:space="preserve">Experiencia</w:t>
-      </w:r>
-    </w:p>
-    <w:p>
-      <w:pPr>
-        <w:rPr>
-          <w:sz w:val="22"/>
-          <w:szCs w:val="22"/>
-        </w:rPr>
-      </w:pPr>
-      <w:r>
-        <w:rPr>
-          <w:b w:val="1"/>
-          <w:bCs w:val="1"/>
-          <w:sz w:val="22"/>
-          <w:szCs w:val="22"/>
-          <w:rtl w:val="0"/>
-        </w:rPr>
-        <w:t xml:space="preserve">Desarrollador Web Freelance</w:t>
-        <w:tab/>
-        <w:tab/>
-        <w:tab/>
-      </w:r>
-      <w:r>
-        <w:rPr>
-          <w:sz w:val="22"/>
-          <w:szCs w:val="22"/>
-          <w:rtl w:val="0"/>
-        </w:rPr>
-        <w:t xml:space="preserve"> </w:t>
-        <w:tab/>
-        <w:tab/>
-        <w:tab/>
-        <w:tab/>
-        <w:t xml:space="preserve">                Cali, Valle del Cauca</w:t>
-      </w:r>
-    </w:p>
-    <w:p>
-      <w:pPr>
-        <w:jc w:val="right"/>
-        <w:rPr>
-          <w:sz w:val="22"/>
-          <w:szCs w:val="22"/>
-        </w:rPr>
-      </w:pPr>
-      <w:r>
-        <w:rPr>
-          <w:sz w:val="22"/>
-          <w:szCs w:val="22"/>
-          <w:rtl w:val="0"/>
-        </w:rPr>
-        <w:t xml:space="preserve">2024 - Actualidad</w:t>
-      </w:r>
-    </w:p>
-    <w:p>
-      <w:pPr>
-        <w:numPr>
-          <w:ilvl w:val="0"/>
-          <w:numId w:val="3"/>
-        </w:numPr>
-        <w:ind w:left="720" w:hanging="360"/>
-        <w:rPr>
-          <w:sz w:val="22"/>
-          <w:szCs w:val="22"/>
-        </w:rPr>
-      </w:pPr>
-      <w:r>
-        <w:rPr>
-          <w:sz w:val="22"/>
-          <w:szCs w:val="22"/>
-          <w:rtl w:val="0"/>
-        </w:rPr>
-        <w:t xml:space="preserve">Desarrollo de soluciones web personalizadas para pequeñas empresas.</w:t>
-      </w:r>
-    </w:p>
-    <w:p>
-      <w:pPr>
-        <w:numPr>
-          <w:ilvl w:val="0"/>
-          <w:numId w:val="3"/>
-        </w:numPr>
-        <w:ind w:left="720" w:hanging="360"/>
-        <w:rPr>
-          <w:sz w:val="22"/>
-          <w:szCs w:val="22"/>
-        </w:rPr>
-      </w:pPr>
-      <w:r>
-        <w:rPr>
-          <w:sz w:val="22"/>
-          <w:szCs w:val="22"/>
-          <w:rtl w:val="0"/>
-        </w:rPr>
-        <w:t xml:space="preserve">Landing page para empresa del sector de ingeniería: implementación, maquetación y optimización de la interfaz.</w:t>
-      </w:r>
-    </w:p>
-    <w:p>
-      <w:pPr>
-        <w:numPr>
-          <w:ilvl w:val="0"/>
-          <w:numId w:val="3"/>
-        </w:numPr>
-        <w:ind w:left="720" w:hanging="360"/>
-        <w:rPr>
-          <w:sz w:val="22"/>
-          <w:szCs w:val="22"/>
-        </w:rPr>
-      </w:pPr>
-      <w:r>
-        <w:rPr>
-          <w:sz w:val="22"/>
-          <w:szCs w:val="22"/>
-          <w:rtl w:val="0"/>
-        </w:rPr>
-        <w:t>Landing page para empresa de karting en Canadá (ECK): desarrollo frontend en React, integración de formulario de contacto por correo y despliegue en Vercel.</w:t>
-      </w:r>
-    </w:p>
-    <w:p>
-      <w:pPr>
-        <w:numPr>
-          <w:ilvl w:val="0"/>
-          <w:numId w:val="3"/>
-        </w:numPr>
-        <w:ind w:left="720" w:hanging="360"/>
-        <w:rPr>
-          <w:sz w:val="22"/>
-          <w:szCs w:val="22"/>
-        </w:rPr>
-      </w:pPr>
-      <w:r>
-        <w:rPr>
-          <w:sz w:val="22"/>
-          <w:szCs w:val="22"/>
-          <w:rtl w:val="0"/>
-        </w:rPr>
-        <w:t xml:space="preserve">Sistema de control de inventario y ventas para empresa de insumos dentales: levantamiento de requerimientos, desarrollo del backend, frontend y pruebas funcionales. </w:t>
-      </w:r>
-    </w:p>
-    <w:p>
-      <w:pPr>
-        <w:numPr>
-          <w:ilvl w:val="0"/>
-          <w:numId w:val="3"/>
-        </w:numPr>
-        <w:ind w:left="720" w:hanging="360"/>
-        <w:rPr>
-          <w:sz w:val="22"/>
-          <w:szCs w:val="22"/>
-        </w:rPr>
-      </w:pPr>
-      <w:r>
-        <w:rPr>
-          <w:sz w:val="22"/>
-          <w:szCs w:val="22"/>
-          <w:rtl w:val="0"/>
-        </w:rPr>
-        <w:t xml:space="preserve">Trabajo colaborativo con otros desarrolladores aplicando metodologías ágiles y control de versiones.</w:t>
-      </w:r>
-    </w:p>
-    <w:p>
-      <w:pPr>
-        <w:ind w:left="0" w:firstLine="0"/>
-        <w:rPr>
-          <w:b w:val="1"/>
-          <w:bCs w:val="1"/>
-          <w:sz w:val="22"/>
-          <w:szCs w:val="22"/>
-        </w:rPr>
-      </w:pPr>
-      <w:r>
-        <w:rPr>
-          <w:rtl w:val="0"/>
-        </w:rPr>
-      </w:r>
-    </w:p>
-    <w:p>
-      <w:pPr>
-        <w:ind w:left="0" w:firstLine="0"/>
-        <w:rPr>
-          <w:sz w:val="22"/>
-          <w:szCs w:val="22"/>
-        </w:rPr>
-      </w:pPr>
-      <w:r>
-        <w:rPr>
-          <w:b w:val="1"/>
-          <w:bCs w:val="1"/>
-          <w:sz w:val="22"/>
-          <w:szCs w:val="22"/>
-          <w:rtl w:val="0"/>
-        </w:rPr>
-        <w:t xml:space="preserve">Portafolio y código disponible en GitHub: </w:t>
+      <w:hyperlink r:id="rId8">
+        <w:r>
+          <w:rPr>
+            <w:color w:val="1155cc"/>
+            <w:sz w:val="22"/>
+            <w:szCs w:val="22"/>
+            <w:u w:val="single"/>
+            <w:rtl w:val="0"/>
+          </w:rPr>
+          <w:t xml:space="preserve">juanpabloante.vercel.app</w:t>
+        </w:r>
+      </w:hyperlink>
+      <w:r>
+        <w:rPr>
+          <w:color w:val="000000"/>
+          <w:sz w:val="22"/>
+          <w:szCs w:val="22"/>
+          <w:rtl w:val="0"/>
+        </w:rPr>
+        <w:t xml:space="preserve"> • </w:t>
       </w:r>
       <w:hyperlink r:id="rId7">
         <w:r>
@@ -647,18 +176,431 @@
             <w:u w:val="single"/>
             <w:rtl w:val="0"/>
           </w:rPr>
-          <w:t xml:space="preserve">Click aquí</w:t>
+          <w:t xml:space="preserve">github.com/JuanPabloAnteSuarez03</w:t>
         </w:r>
       </w:hyperlink>
-      <w:r>
-        <w:rPr>
-          <w:rtl w:val="0"/>
-        </w:rPr>
-      </w:r>
-    </w:p>
-    <w:p>
-      <w:pPr>
-        <w:rPr>
+    </w:p>
+    <w:p>
+      <w:pPr>
+        <w:spacing w:line="288" w:lineRule="auto"/>
+        <w:jc w:val="center"/>
+        <w:rPr>
+          <w:sz w:val="22"/>
+          <w:szCs w:val="22"/>
+        </w:rPr>
+      </w:pPr>
+      <w:r>
+        <w:rPr>
+          <w:rtl w:val="0"/>
+        </w:rPr>
+      </w:r>
+    </w:p>
+    <w:p>
+      <w:pPr>
+        <w:spacing w:line="288" w:lineRule="auto"/>
+        <w:jc w:val="center"/>
+        <w:rPr>
+          <w:b w:val="1"/>
+          <w:bCs w:val="1"/>
+          <w:sz w:val="22"/>
+          <w:szCs w:val="22"/>
+        </w:rPr>
+      </w:pPr>
+      <w:r>
+        <w:rPr>
+          <w:b w:val="1"/>
+          <w:bCs w:val="1"/>
+          <w:sz w:val="22"/>
+          <w:szCs w:val="22"/>
+          <w:rtl w:val="0"/>
+        </w:rPr>
+        <w:t xml:space="preserve">Perfil Profesional</w:t>
+      </w:r>
+    </w:p>
+    <w:p>
+      <w:pPr>
+        <w:spacing w:line="288" w:lineRule="auto"/>
+        <w:rPr>
+          <w:sz w:val="22"/>
+          <w:szCs w:val="22"/>
+        </w:rPr>
+      </w:pPr>
+      <w:r>
+        <w:rPr>
+          <w:rtl w:val="0"/>
+        </w:rPr>
+      </w:r>
+    </w:p>
+    <w:p>
+      <w:pPr>
+        <w:spacing w:line="288" w:lineRule="auto"/>
+        <w:rPr>
+          <w:sz w:val="22"/>
+          <w:szCs w:val="22"/>
+        </w:rPr>
+      </w:pPr>
+      <w:r>
+        <w:rPr>
+          <w:sz w:val="22"/>
+          <w:szCs w:val="22"/>
+          <w:rtl w:val="0"/>
+        </w:rPr>
+        <w:t>Estudiante de décimo semestre de Ingeniería de Sistemas (Universidad del Valle, graduación diciembre de 2026) y desarrollador freelance desde 2024. He construido y desplegado en producción un ERP de inventario y ventas (Django + React), una aplicación de escritorio para presupuestos de obra civil (PyQt6) y sitios corporativos, incluido un cliente en Canadá. Cómodo trabajando de punta a punta: modelo de datos, backend, frontend y despliegue. Portafolio con los 4 casos de estudio en el enlace de arriba.</w:t>
+      </w:r>
+    </w:p>
+    <w:p>
+      <w:pPr>
+        <w:jc w:val="center"/>
+        <w:rPr>
+          <w:b w:val="1"/>
+          <w:bCs w:val="1"/>
+          <w:sz w:val="22"/>
+          <w:szCs w:val="22"/>
+        </w:rPr>
+      </w:pPr>
+      <w:r>
+        <w:rPr>
+          <w:rtl w:val="0"/>
+        </w:rPr>
+      </w:r>
+    </w:p>
+    <w:p>
+      <w:pPr>
+        <w:jc w:val="center"/>
+        <w:rPr>
+          <w:sz w:val="22"/>
+          <w:szCs w:val="22"/>
+        </w:rPr>
+      </w:pPr>
+      <w:r>
+        <w:rPr>
+          <w:sz w:val="22"/>
+          <w:szCs w:val="22"/>
+          <w:rtl w:val="0"/>
+        </w:rPr>
+        <w:br w:type="textWrapping"/>
+      </w:r>
+      <w:r>
+        <w:rPr>
+          <w:b w:val="1"/>
+          <w:bCs w:val="1"/>
+          <w:sz w:val="22"/>
+          <w:szCs w:val="22"/>
+          <w:rtl w:val="0"/>
+        </w:rPr>
+        <w:t xml:space="preserve">Educación</w:t>
+      </w:r>
+      <w:r>
+        <w:rPr>
+          <w:rtl w:val="0"/>
+        </w:rPr>
+      </w:r>
+    </w:p>
+    <w:p>
+      <w:pPr>
+        <w:rPr>
+          <w:sz w:val="22"/>
+          <w:szCs w:val="22"/>
+        </w:rPr>
+      </w:pPr>
+      <w:r>
+        <w:rPr>
+          <w:b w:val="1"/>
+          <w:bCs w:val="1"/>
+          <w:sz w:val="22"/>
+          <w:szCs w:val="22"/>
+          <w:rtl w:val="0"/>
+        </w:rPr>
+        <w:t xml:space="preserve">UNIVERSIDAD DEL VALLE</w:t>
+      </w:r>
+      <w:r>
+        <w:rPr>
+          <w:sz w:val="22"/>
+          <w:szCs w:val="22"/>
+          <w:rtl w:val="0"/>
+        </w:rPr>
+        <w:t xml:space="preserve"> </w:t>
+        <w:tab/>
+        <w:tab/>
+        <w:tab/>
+        <w:tab/>
+        <w:t xml:space="preserve">   </w:t>
+        <w:tab/>
+        <w:tab/>
+        <w:tab/>
+        <w:t xml:space="preserve">  Cali, Valle del Cauca</w:t>
+      </w:r>
+    </w:p>
+    <w:p>
+      <w:pPr>
+        <w:rPr>
+          <w:sz w:val="22"/>
+          <w:szCs w:val="22"/>
+        </w:rPr>
+      </w:pPr>
+      <w:r>
+        <w:rPr>
+          <w:sz w:val="22"/>
+          <w:szCs w:val="22"/>
+          <w:rtl w:val="0"/>
+        </w:rPr>
+        <w:t xml:space="preserve">Ingeniería de Sistemas </w:t>
+        <w:tab/>
+        <w:tab/>
+        <w:tab/>
+        <w:tab/>
+        <w:tab/>
+        <w:t xml:space="preserve">                     En curso - Graduación: diciembre de 2026</w:t>
+      </w:r>
+    </w:p>
+    <w:p>
+      <w:pPr>
+        <w:rPr>
+          <w:sz w:val="22"/>
+          <w:szCs w:val="22"/>
+        </w:rPr>
+      </w:pPr>
+      <w:r>
+        <w:rPr>
+          <w:rtl w:val="0"/>
+        </w:rPr>
+      </w:r>
+    </w:p>
+    <w:p>
+      <w:pPr>
+        <w:rPr>
+          <w:sz w:val="22"/>
+          <w:szCs w:val="22"/>
+        </w:rPr>
+      </w:pPr>
+      <w:r>
+        <w:rPr>
+          <w:b w:val="1"/>
+          <w:bCs w:val="1"/>
+          <w:sz w:val="22"/>
+          <w:szCs w:val="22"/>
+          <w:rtl w:val="0"/>
+        </w:rPr>
+        <w:t xml:space="preserve">COLEGIO COMFANDI EL PRADO</w:t>
+      </w:r>
+      <w:r>
+        <w:rPr>
+          <w:sz w:val="22"/>
+          <w:szCs w:val="22"/>
+          <w:rtl w:val="0"/>
+        </w:rPr>
+        <w:tab/>
+        <w:tab/>
+        <w:tab/>
+        <w:tab/>
+        <w:tab/>
+        <w:tab/>
+        <w:t xml:space="preserve">      </w:t>
+        <w:tab/>
+        <w:t xml:space="preserve">  Cali, Valle del Cauca</w:t>
+      </w:r>
+    </w:p>
+    <w:p>
+      <w:pPr>
+        <w:rPr>
+          <w:sz w:val="22"/>
+          <w:szCs w:val="22"/>
+        </w:rPr>
+      </w:pPr>
+      <w:r>
+        <w:rPr>
+          <w:sz w:val="22"/>
+          <w:szCs w:val="22"/>
+          <w:rtl w:val="0"/>
+        </w:rPr>
+        <w:t xml:space="preserve">Bachiller técnico en electrónica                                                                                                                          2020</w:t>
+        <w:tab/>
+        <w:t xml:space="preserve">      </w:t>
+      </w:r>
+    </w:p>
+    <w:p>
+      <w:pPr>
+        <w:jc w:val="center"/>
+        <w:rPr>
+          <w:b w:val="1"/>
+          <w:bCs w:val="1"/>
+          <w:sz w:val="22"/>
+          <w:szCs w:val="22"/>
+        </w:rPr>
+      </w:pPr>
+      <w:r>
+        <w:rPr>
+          <w:b w:val="1"/>
+          <w:bCs w:val="1"/>
+          <w:sz w:val="22"/>
+          <w:szCs w:val="22"/>
+          <w:rtl w:val="0"/>
+        </w:rPr>
+        <w:t xml:space="preserve">Experiencia</w:t>
+      </w:r>
+    </w:p>
+    <w:p>
+      <w:pPr>
+        <w:rPr>
+          <w:sz w:val="22"/>
+          <w:szCs w:val="22"/>
+        </w:rPr>
+      </w:pPr>
+      <w:r>
+        <w:rPr>
+          <w:b w:val="1"/>
+          <w:bCs w:val="1"/>
+          <w:sz w:val="22"/>
+          <w:szCs w:val="22"/>
+          <w:rtl w:val="0"/>
+        </w:rPr>
+        <w:t xml:space="preserve">Desarrollador Web Freelance</w:t>
+        <w:tab/>
+        <w:tab/>
+        <w:tab/>
+      </w:r>
+      <w:r>
+        <w:rPr>
+          <w:sz w:val="22"/>
+          <w:szCs w:val="22"/>
+          <w:rtl w:val="0"/>
+        </w:rPr>
+        <w:t xml:space="preserve"> </w:t>
+        <w:tab/>
+        <w:tab/>
+        <w:tab/>
+        <w:tab/>
+        <w:t xml:space="preserve">                Cali, Valle del Cauca</w:t>
+      </w:r>
+    </w:p>
+    <w:p>
+      <w:pPr>
+        <w:jc w:val="right"/>
+        <w:rPr>
+          <w:sz w:val="22"/>
+          <w:szCs w:val="22"/>
+        </w:rPr>
+      </w:pPr>
+      <w:r>
+        <w:rPr>
+          <w:sz w:val="22"/>
+          <w:szCs w:val="22"/>
+          <w:rtl w:val="0"/>
+        </w:rPr>
+        <w:t xml:space="preserve">2024 - Actualidad</w:t>
+      </w:r>
+    </w:p>
+    <w:p>
+      <w:pPr>
+        <w:numPr>
+          <w:ilvl w:val="0"/>
+          <w:numId w:val="3"/>
+        </w:numPr>
+        <w:ind w:left="720" w:hanging="360"/>
+        <w:rPr>
+          <w:sz w:val="22"/>
+          <w:szCs w:val="22"/>
+        </w:rPr>
+      </w:pPr>
+      <w:r>
+        <w:rPr>
+          <w:sz w:val="22"/>
+          <w:szCs w:val="22"/>
+          <w:rtl w:val="0"/>
+        </w:rPr>
+        <w:t xml:space="preserve">Sistema de inventario y ventas para empresa de insumos dentales (UNIDENTAL): backend completo en Django + Django REST Framework (catálogo con lotes, FIFO de vencimientos, ventas, compras, créditos, caja) y gran parte del frontend en React, junto a un compañero.</w:t>
+      </w:r>
+    </w:p>
+    <w:p>
+      <w:pPr>
+        <w:numPr>
+          <w:ilvl w:val="0"/>
+          <w:numId w:val="3"/>
+        </w:numPr>
+        <w:ind w:left="720" w:hanging="360"/>
+        <w:rPr>
+          <w:sz w:val="22"/>
+          <w:szCs w:val="22"/>
+        </w:rPr>
+      </w:pPr>
+      <w:r>
+        <w:rPr>
+          <w:sz w:val="22"/>
+          <w:szCs w:val="22"/>
+          <w:rtl w:val="0"/>
+        </w:rPr>
+        <w:t xml:space="preserve">Aplicación de escritorio para presupuestos de obra civil (PyQt6, ~1 año, trabajo remunerado): extrae y modela en base de datos los precios oficiales de un decreto departamental en PDF, y automatiza el paso de un modelo BIM de Revit a un presupuesto completo.</w:t>
+      </w:r>
+    </w:p>
+    <w:p>
+      <w:pPr>
+        <w:numPr>
+          <w:ilvl w:val="0"/>
+          <w:numId w:val="3"/>
+        </w:numPr>
+        <w:ind w:left="720" w:hanging="360"/>
+        <w:rPr>
+          <w:sz w:val="22"/>
+          <w:szCs w:val="22"/>
+        </w:rPr>
+      </w:pPr>
+      <w:r>
+        <w:rPr>
+          <w:sz w:val="22"/>
+          <w:szCs w:val="22"/>
+          <w:rtl w:val="0"/>
+        </w:rPr>
+        <w:t>Landing page bilingüe (inglés/francés) para empresa de karting en Canadá (ECK): desarrollo frontend en React, API serverless en Node para el formulario de contacto y despliegue en Vercel.</w:t>
+      </w:r>
+    </w:p>
+    <w:p>
+      <w:pPr>
+        <w:numPr>
+          <w:ilvl w:val="0"/>
+          <w:numId w:val="3"/>
+        </w:numPr>
+        <w:ind w:left="720" w:hanging="360"/>
+        <w:rPr>
+          <w:sz w:val="22"/>
+          <w:szCs w:val="22"/>
+        </w:rPr>
+      </w:pPr>
+      <w:r>
+        <w:rPr>
+          <w:sz w:val="22"/>
+          <w:szCs w:val="22"/>
+          <w:rtl w:val="0"/>
+        </w:rPr>
+        <w:t xml:space="preserve">Sitio corporativo para firma de ingeniería (perforación horizontal dirigida): implementación completa a partir de un diseño entregado, formulario de contacto en PHP y SEO técnico (Schema.org, sitemap, robots.txt). En producción desde 2024.</w:t>
+      </w:r>
+    </w:p>
+    <w:p>
+      <w:pPr>
+        <w:numPr>
+          <w:ilvl w:val="0"/>
+          <w:numId w:val="3"/>
+        </w:numPr>
+        <w:ind w:left="720" w:hanging="360"/>
+        <w:rPr>
+          <w:sz w:val="22"/>
+          <w:szCs w:val="22"/>
+        </w:rPr>
+      </w:pPr>
+      <w:r>
+        <w:rPr>
+          <w:sz w:val="22"/>
+          <w:szCs w:val="22"/>
+          <w:rtl w:val="0"/>
+        </w:rPr>
+        <w:t xml:space="preserve">Trabajo colaborativo con otros desarrolladores usando Git/GitHub, control de versiones por rama y despliegue continuo en Vercel/Render.</w:t>
+      </w:r>
+    </w:p>
+    <w:p>
+      <w:pPr>
+        <w:ind w:left="0" w:firstLine="0"/>
+        <w:rPr>
+          <w:b w:val="1"/>
+          <w:bCs w:val="1"/>
           <w:sz w:val="22"/>
           <w:szCs w:val="22"/>
         </w:rPr>
@@ -751,7 +693,73 @@
           <w:szCs w:val="22"/>
           <w:rtl w:val="0"/>
         </w:rPr>
-        <w:t>Python, Javascript, Html, CSS, bases de datos SQL, plataformas de hosting y despliegue como Vercel y Render, Docker, Kubernetes, Next.js, Linux, integración de APIs de IA (incluyendo herramientas como Claude Code y Cursor), e integración de tecnologías de voz (TTS/STT).</w:t>
+        <w:t>Lenguajes: Python, JavaScript/TypeScript, HTML, CSS, SQL.</w:t>
+      </w:r>
+    </w:p>
+    <w:p>
+      <w:pPr>
+        <w:numPr>
+          <w:ilvl w:val="0"/>
+          <w:numId w:val="1"/>
+        </w:numPr>
+        <w:ind w:left="720" w:hanging="360"/>
+        <w:rPr>
+          <w:sz w:val="22"/>
+          <w:szCs w:val="22"/>
+          <w:u w:val="none"/>
+        </w:rPr>
+      </w:pPr>
+      <w:r>
+        <w:rPr>
+          <w:sz w:val="22"/>
+          <w:szCs w:val="22"/>
+          <w:rtl w:val="0"/>
+        </w:rPr>
+        <w:t>Frameworks y librerías: Django, Django REST Framework, React, Next.js, PyQt6.</w:t>
+      </w:r>
+    </w:p>
+    <w:p>
+      <w:pPr>
+        <w:numPr>
+          <w:ilvl w:val="0"/>
+          <w:numId w:val="1"/>
+        </w:numPr>
+        <w:ind w:left="720" w:hanging="360"/>
+        <w:rPr>
+          <w:sz w:val="22"/>
+          <w:szCs w:val="22"/>
+          <w:u w:val="none"/>
+        </w:rPr>
+      </w:pPr>
+      <w:r>
+        <w:rPr>
+          <w:sz w:val="22"/>
+          <w:szCs w:val="22"/>
+          <w:rtl w:val="0"/>
+        </w:rPr>
+        <w:t>Infraestructura y herramientas: Docker, Kubernetes, Linux, Git, Vercel, Render.</w:t>
+      </w:r>
+    </w:p>
+    <w:p>
+      <w:pPr>
+        <w:numPr>
+          <w:ilvl w:val="0"/>
+          <w:numId w:val="1"/>
+        </w:numPr>
+        <w:ind w:left="720" w:hanging="360"/>
+        <w:rPr>
+          <w:sz w:val="22"/>
+          <w:szCs w:val="22"/>
+          <w:u w:val="none"/>
+        </w:rPr>
+      </w:pPr>
+      <w:r>
+        <w:rPr>
+          <w:sz w:val="22"/>
+          <w:szCs w:val="22"/>
+          <w:rtl w:val="0"/>
+        </w:rPr>
+        <w:t>Otros: integración de APIs de IA (Claude Code, Cursor), integración de tecnologías de voz (TTS/STT).</w:t>
       </w:r>
     </w:p>
     <w:p>
